--- a/paper/Cover_Letter.docx
+++ b/paper/Cover_Letter.docx
@@ -14,7 +14,7 @@
           <w:i w:val="0"/>
           <w:sz w:val="22"/>
         </w:rPr>
-        <w:t>June 23, 2026</w:t>
+        <w:t>July 16, 2026</w:t>
       </w:r>
     </w:p>
     <w:p>
